--- a/CPAD_IndividualAssignmentReport.docx
+++ b/CPAD_IndividualAssignmentReport.docx
@@ -235,7 +235,7 @@
     </w:p>
     <w:p>
       <w:pPr>
-        <w:jc w:val="center"/>
+        <w:ind w:left="0"/>
         <w:rPr>
           <w:b/>
           <w:bCs/>
@@ -248,27 +248,25 @@
       <w:pPr>
         <w:jc w:val="center"/>
         <w:rPr>
+          <w:sz w:val="28"/>
+          <w:szCs w:val="28"/>
+        </w:rPr>
+      </w:pPr>
+      <w:r>
+        <w:rPr>
+          <w:sz w:val="28"/>
+          <w:szCs w:val="28"/>
+        </w:rPr>
+        <w:t xml:space="preserve">LECTURER: </w:t>
+      </w:r>
+      <w:r>
+        <w:rPr>
           <w:b/>
           <w:bCs/>
           <w:sz w:val="28"/>
           <w:szCs w:val="28"/>
         </w:rPr>
-      </w:pPr>
-    </w:p>
-    <w:p>
-      <w:pPr>
-        <w:jc w:val="center"/>
-        <w:rPr>
-          <w:sz w:val="28"/>
-          <w:szCs w:val="28"/>
-        </w:rPr>
-      </w:pPr>
-      <w:r>
-        <w:rPr>
-          <w:sz w:val="28"/>
-          <w:szCs w:val="28"/>
-        </w:rPr>
-        <w:t xml:space="preserve">LECTURER: </w:t>
+        <w:t xml:space="preserve">DR. </w:t>
       </w:r>
       <w:r>
         <w:rPr>
@@ -277,17 +275,21 @@
           <w:sz w:val="28"/>
           <w:szCs w:val="28"/>
         </w:rPr>
-        <w:t xml:space="preserve">DR. </w:t>
-      </w:r>
-      <w:r>
+        <w:t>HISHAMMUDDIN BIN ASMUNI</w:t>
+      </w:r>
+    </w:p>
+    <w:p>
+      <w:pPr>
+        <w:ind w:left="0"/>
+        <w:jc w:val="center"/>
         <w:rPr>
           <w:b/>
           <w:bCs/>
           <w:sz w:val="28"/>
           <w:szCs w:val="28"/>
-        </w:rPr>
-        <w:t>HISHAMMUDDIN BIN ASMUNI</w:t>
-      </w:r>
+          <w:lang w:val="en-US"/>
+        </w:rPr>
+      </w:pPr>
     </w:p>
     <w:p>
       <w:pPr>
@@ -301,6 +303,47 @@
           <w:lang w:val="en-US"/>
         </w:rPr>
       </w:pPr>
+      <w:proofErr w:type="spellStart"/>
+      <w:r>
+        <w:rPr>
+          <w:sz w:val="28"/>
+          <w:szCs w:val="28"/>
+          <w:lang w:val="en-US"/>
+        </w:rPr>
+        <w:t>Github</w:t>
+      </w:r>
+      <w:proofErr w:type="spellEnd"/>
+      <w:r>
+        <w:rPr>
+          <w:sz w:val="28"/>
+          <w:szCs w:val="28"/>
+          <w:lang w:val="en-US"/>
+        </w:rPr>
+        <w:t>:</w:t>
+      </w:r>
+      <w:r>
+        <w:rPr>
+          <w:b/>
+          <w:bCs/>
+          <w:sz w:val="28"/>
+          <w:szCs w:val="28"/>
+          <w:lang w:val="en-US"/>
+        </w:rPr>
+        <w:t xml:space="preserve"> </w:t>
+      </w:r>
+      <w:hyperlink r:id="rId6" w:history="1">
+        <w:r>
+          <w:rPr>
+            <w:rStyle w:val="Hyperlink"/>
+            <w:b/>
+            <w:bCs/>
+            <w:sz w:val="28"/>
+            <w:szCs w:val="28"/>
+            <w:lang w:val="en-US"/>
+          </w:rPr>
+          <w:t>https://github.com/yuanman1021/CPAD_Assignment1</w:t>
+        </w:r>
+      </w:hyperlink>
     </w:p>
     <w:p>
       <w:pPr>
@@ -434,7 +477,16 @@
       </w:tr>
     </w:tbl>
     <w:p/>
-    <w:p/>
+    <w:p>
+      <w:pPr>
+        <w:spacing w:after="160" w:line="259" w:lineRule="auto"/>
+        <w:ind w:left="0"/>
+        <w:jc w:val="left"/>
+      </w:pPr>
+      <w:r>
+        <w:br w:type="page"/>
+      </w:r>
+    </w:p>
     <w:p>
       <w:pPr>
         <w:pStyle w:val="Heading1"/>
@@ -476,46 +528,6 @@
             <wp:extent cx="2615099" cy="1322614"/>
             <wp:effectExtent l="0" t="0" r="0" b="0"/>
             <wp:docPr id="1" name="Picture 1"/>
-            <wp:cNvGraphicFramePr>
-              <a:graphicFrameLocks xmlns:a="http://schemas.openxmlformats.org/drawingml/2006/main" noChangeAspect="1"/>
-            </wp:cNvGraphicFramePr>
-            <a:graphic xmlns:a="http://schemas.openxmlformats.org/drawingml/2006/main">
-              <a:graphicData uri="http://schemas.openxmlformats.org/drawingml/2006/picture">
-                <pic:pic xmlns:pic="http://schemas.openxmlformats.org/drawingml/2006/picture">
-                  <pic:nvPicPr>
-                    <pic:cNvPr id="1" name=""/>
-                    <pic:cNvPicPr/>
-                  </pic:nvPicPr>
-                  <pic:blipFill>
-                    <a:blip r:embed="rId6"/>
-                    <a:stretch>
-                      <a:fillRect/>
-                    </a:stretch>
-                  </pic:blipFill>
-                  <pic:spPr>
-                    <a:xfrm>
-                      <a:off x="0" y="0"/>
-                      <a:ext cx="2658543" cy="1344586"/>
-                    </a:xfrm>
-                    <a:prstGeom prst="rect">
-                      <a:avLst/>
-                    </a:prstGeom>
-                  </pic:spPr>
-                </pic:pic>
-              </a:graphicData>
-            </a:graphic>
-          </wp:inline>
-        </w:drawing>
-      </w:r>
-      <w:r>
-        <w:t xml:space="preserve">     </w:t>
-      </w:r>
-      <w:r>
-        <w:drawing>
-          <wp:inline distT="0" distB="0" distL="0" distR="0" wp14:anchorId="2E17E034" wp14:editId="465D478C">
-            <wp:extent cx="2558375" cy="1289957"/>
-            <wp:effectExtent l="0" t="0" r="0" b="5715"/>
-            <wp:docPr id="2" name="Picture 2"/>
             <wp:cNvGraphicFramePr>
               <a:graphicFrameLocks xmlns:a="http://schemas.openxmlformats.org/drawingml/2006/main" noChangeAspect="1"/>
             </wp:cNvGraphicFramePr>
@@ -535,7 +547,7 @@
                   <pic:spPr>
                     <a:xfrm>
                       <a:off x="0" y="0"/>
-                      <a:ext cx="2642126" cy="1332185"/>
+                      <a:ext cx="2658543" cy="1344586"/>
                     </a:xfrm>
                     <a:prstGeom prst="rect">
                       <a:avLst/>
@@ -547,36 +559,15 @@
           </wp:inline>
         </w:drawing>
       </w:r>
-    </w:p>
-    <w:p>
-      <w:pPr>
-        <w:rPr>
-          <w:u w:val="single"/>
-        </w:rPr>
-      </w:pPr>
-      <w:r>
-        <w:rPr>
-          <w:u w:val="single"/>
-        </w:rPr>
-        <w:t xml:space="preserve">2. </w:t>
-      </w:r>
-      <w:r>
-        <w:rPr>
-          <w:u w:val="single"/>
-        </w:rPr>
-        <w:t>Add employee form</w:t>
-      </w:r>
-    </w:p>
-    <w:p>
-      <w:pPr>
-        <w:jc w:val="left"/>
-      </w:pPr>
+      <w:r>
+        <w:t xml:space="preserve">     </w:t>
+      </w:r>
       <w:r>
         <w:drawing>
-          <wp:inline distT="0" distB="0" distL="0" distR="0" wp14:anchorId="12BD081A" wp14:editId="1F115C03">
-            <wp:extent cx="2623518" cy="1321352"/>
-            <wp:effectExtent l="0" t="0" r="5715" b="0"/>
-            <wp:docPr id="3" name="Picture 3"/>
+          <wp:inline distT="0" distB="0" distL="0" distR="0" wp14:anchorId="2E17E034" wp14:editId="465D478C">
+            <wp:extent cx="2558375" cy="1289957"/>
+            <wp:effectExtent l="0" t="0" r="0" b="5715"/>
+            <wp:docPr id="2" name="Picture 2"/>
             <wp:cNvGraphicFramePr>
               <a:graphicFrameLocks xmlns:a="http://schemas.openxmlformats.org/drawingml/2006/main" noChangeAspect="1"/>
             </wp:cNvGraphicFramePr>
@@ -596,6 +587,67 @@
                   <pic:spPr>
                     <a:xfrm>
                       <a:off x="0" y="0"/>
+                      <a:ext cx="2642126" cy="1332185"/>
+                    </a:xfrm>
+                    <a:prstGeom prst="rect">
+                      <a:avLst/>
+                    </a:prstGeom>
+                  </pic:spPr>
+                </pic:pic>
+              </a:graphicData>
+            </a:graphic>
+          </wp:inline>
+        </w:drawing>
+      </w:r>
+    </w:p>
+    <w:p>
+      <w:pPr>
+        <w:rPr>
+          <w:u w:val="single"/>
+        </w:rPr>
+      </w:pPr>
+      <w:r>
+        <w:rPr>
+          <w:u w:val="single"/>
+        </w:rPr>
+        <w:t xml:space="preserve">2. </w:t>
+      </w:r>
+      <w:r>
+        <w:rPr>
+          <w:u w:val="single"/>
+        </w:rPr>
+        <w:t>Add employee form</w:t>
+      </w:r>
+    </w:p>
+    <w:p>
+      <w:pPr>
+        <w:jc w:val="left"/>
+      </w:pPr>
+      <w:r>
+        <w:drawing>
+          <wp:inline distT="0" distB="0" distL="0" distR="0" wp14:anchorId="12BD081A" wp14:editId="1F115C03">
+            <wp:extent cx="2623518" cy="1321352"/>
+            <wp:effectExtent l="0" t="0" r="5715" b="0"/>
+            <wp:docPr id="3" name="Picture 3"/>
+            <wp:cNvGraphicFramePr>
+              <a:graphicFrameLocks xmlns:a="http://schemas.openxmlformats.org/drawingml/2006/main" noChangeAspect="1"/>
+            </wp:cNvGraphicFramePr>
+            <a:graphic xmlns:a="http://schemas.openxmlformats.org/drawingml/2006/main">
+              <a:graphicData uri="http://schemas.openxmlformats.org/drawingml/2006/picture">
+                <pic:pic xmlns:pic="http://schemas.openxmlformats.org/drawingml/2006/picture">
+                  <pic:nvPicPr>
+                    <pic:cNvPr id="1" name=""/>
+                    <pic:cNvPicPr/>
+                  </pic:nvPicPr>
+                  <pic:blipFill>
+                    <a:blip r:embed="rId9"/>
+                    <a:stretch>
+                      <a:fillRect/>
+                    </a:stretch>
+                  </pic:blipFill>
+                  <pic:spPr>
+                    <a:xfrm>
+                      <a:off x="0" y="0"/>
                       <a:ext cx="2741411" cy="1380730"/>
                     </a:xfrm>
                     <a:prstGeom prst="rect">
@@ -628,7 +680,7 @@
                     <pic:cNvPicPr/>
                   </pic:nvPicPr>
                   <pic:blipFill rotWithShape="1">
-                    <a:blip r:embed="rId9"/>
+                    <a:blip r:embed="rId10"/>
                     <a:srcRect b="61767"/>
                     <a:stretch/>
                   </pic:blipFill>
@@ -675,7 +727,23 @@
           <w:sz w:val="22"/>
           <w:szCs w:val="22"/>
         </w:rPr>
-        <w:t>(Fill the table)                                                 (Successful message)</w:t>
+        <w:t xml:space="preserve">(Fill the </w:t>
+      </w:r>
+      <w:proofErr w:type="gramStart"/>
+      <w:r>
+        <w:rPr>
+          <w:sz w:val="22"/>
+          <w:szCs w:val="22"/>
+        </w:rPr>
+        <w:t xml:space="preserve">table)   </w:t>
+      </w:r>
+      <w:proofErr w:type="gramEnd"/>
+      <w:r>
+        <w:rPr>
+          <w:sz w:val="22"/>
+          <w:szCs w:val="22"/>
+        </w:rPr>
+        <w:t xml:space="preserve">                                              (Successful message)</w:t>
       </w:r>
     </w:p>
     <w:p>
@@ -704,82 +772,6 @@
             <wp:extent cx="3560449" cy="1793240"/>
             <wp:effectExtent l="0" t="0" r="1905" b="0"/>
             <wp:docPr id="4" name="Picture 4"/>
-            <wp:cNvGraphicFramePr>
-              <a:graphicFrameLocks xmlns:a="http://schemas.openxmlformats.org/drawingml/2006/main" noChangeAspect="1"/>
-            </wp:cNvGraphicFramePr>
-            <a:graphic xmlns:a="http://schemas.openxmlformats.org/drawingml/2006/main">
-              <a:graphicData uri="http://schemas.openxmlformats.org/drawingml/2006/picture">
-                <pic:pic xmlns:pic="http://schemas.openxmlformats.org/drawingml/2006/picture">
-                  <pic:nvPicPr>
-                    <pic:cNvPr id="1" name=""/>
-                    <pic:cNvPicPr/>
-                  </pic:nvPicPr>
-                  <pic:blipFill>
-                    <a:blip r:embed="rId10"/>
-                    <a:stretch>
-                      <a:fillRect/>
-                    </a:stretch>
-                  </pic:blipFill>
-                  <pic:spPr>
-                    <a:xfrm>
-                      <a:off x="0" y="0"/>
-                      <a:ext cx="3634349" cy="1830460"/>
-                    </a:xfrm>
-                    <a:prstGeom prst="rect">
-                      <a:avLst/>
-                    </a:prstGeom>
-                  </pic:spPr>
-                </pic:pic>
-              </a:graphicData>
-            </a:graphic>
-          </wp:inline>
-        </w:drawing>
-      </w:r>
-      <w:r>
-        <w:t xml:space="preserve"> </w:t>
-      </w:r>
-    </w:p>
-    <w:p>
-      <w:pPr>
-        <w:rPr>
-          <w:sz w:val="22"/>
-          <w:szCs w:val="22"/>
-        </w:rPr>
-      </w:pPr>
-      <w:r>
-        <w:rPr>
-          <w:sz w:val="22"/>
-          <w:szCs w:val="22"/>
-        </w:rPr>
-        <w:t>(Updated data after adding new employee)</w:t>
-      </w:r>
-    </w:p>
-    <w:p>
-      <w:pPr>
-        <w:rPr>
-          <w:u w:val="single"/>
-        </w:rPr>
-      </w:pPr>
-      <w:r>
-        <w:rPr>
-          <w:u w:val="single"/>
-        </w:rPr>
-        <w:t xml:space="preserve">4. </w:t>
-      </w:r>
-      <w:r>
-        <w:rPr>
-          <w:u w:val="single"/>
-        </w:rPr>
-        <w:t>Search result</w:t>
-      </w:r>
-    </w:p>
-    <w:p>
-      <w:r>
-        <w:drawing>
-          <wp:inline distT="0" distB="0" distL="0" distR="0" wp14:anchorId="1A6A22AD" wp14:editId="606B7F98">
-            <wp:extent cx="3601720" cy="1163596"/>
-            <wp:effectExtent l="0" t="0" r="0" b="0"/>
-            <wp:docPr id="6" name="Picture 6"/>
             <wp:cNvGraphicFramePr>
               <a:graphicFrameLocks xmlns:a="http://schemas.openxmlformats.org/drawingml/2006/main" noChangeAspect="1"/>
             </wp:cNvGraphicFramePr>
@@ -799,7 +791,7 @@
                   <pic:spPr>
                     <a:xfrm>
                       <a:off x="0" y="0"/>
-                      <a:ext cx="3745567" cy="1210068"/>
+                      <a:ext cx="3634349" cy="1830460"/>
                     </a:xfrm>
                     <a:prstGeom prst="rect">
                       <a:avLst/>
@@ -811,30 +803,51 @@
           </wp:inline>
         </w:drawing>
       </w:r>
-    </w:p>
-    <w:p>
-      <w:pPr>
-        <w:rPr>
-          <w:sz w:val="22"/>
-          <w:szCs w:val="22"/>
-        </w:rPr>
-      </w:pPr>
-      <w:r>
-        <w:rPr>
-          <w:sz w:val="22"/>
-          <w:szCs w:val="22"/>
-        </w:rPr>
-        <w:t>(Search Finance, only Finance employees appear.)</w:t>
-      </w:r>
-    </w:p>
-    <w:p>
-      <w:r>
-        <w:lastRenderedPageBreak/>
+      <w:r>
+        <w:t xml:space="preserve"> </w:t>
+      </w:r>
+    </w:p>
+    <w:p>
+      <w:pPr>
+        <w:rPr>
+          <w:sz w:val="22"/>
+          <w:szCs w:val="22"/>
+        </w:rPr>
+      </w:pPr>
+      <w:r>
+        <w:rPr>
+          <w:sz w:val="22"/>
+          <w:szCs w:val="22"/>
+        </w:rPr>
+        <w:t>(Updated data after adding new employee)</w:t>
+      </w:r>
+    </w:p>
+    <w:p>
+      <w:pPr>
+        <w:rPr>
+          <w:u w:val="single"/>
+        </w:rPr>
+      </w:pPr>
+      <w:r>
+        <w:rPr>
+          <w:u w:val="single"/>
+        </w:rPr>
+        <w:t xml:space="preserve">4. </w:t>
+      </w:r>
+      <w:r>
+        <w:rPr>
+          <w:u w:val="single"/>
+        </w:rPr>
+        <w:t>Search result</w:t>
+      </w:r>
+    </w:p>
+    <w:p>
+      <w:r>
         <w:drawing>
-          <wp:inline distT="0" distB="0" distL="0" distR="0" wp14:anchorId="3FA29E05" wp14:editId="51E8D41D">
-            <wp:extent cx="3352800" cy="870331"/>
-            <wp:effectExtent l="0" t="0" r="0" b="6350"/>
-            <wp:docPr id="7" name="Picture 7"/>
+          <wp:inline distT="0" distB="0" distL="0" distR="0" wp14:anchorId="1A6A22AD" wp14:editId="606B7F98">
+            <wp:extent cx="3601720" cy="1163596"/>
+            <wp:effectExtent l="0" t="0" r="0" b="0"/>
+            <wp:docPr id="6" name="Picture 6"/>
             <wp:cNvGraphicFramePr>
               <a:graphicFrameLocks xmlns:a="http://schemas.openxmlformats.org/drawingml/2006/main" noChangeAspect="1"/>
             </wp:cNvGraphicFramePr>
@@ -854,7 +867,7 @@
                   <pic:spPr>
                     <a:xfrm>
                       <a:off x="0" y="0"/>
-                      <a:ext cx="3620226" cy="939750"/>
+                      <a:ext cx="3745567" cy="1210068"/>
                     </a:xfrm>
                     <a:prstGeom prst="rect">
                       <a:avLst/>
@@ -879,49 +892,17 @@
           <w:sz w:val="22"/>
           <w:szCs w:val="22"/>
         </w:rPr>
-        <w:t xml:space="preserve">(Search EMP006, </w:t>
-      </w:r>
-      <w:r>
-        <w:rPr>
-          <w:sz w:val="22"/>
-          <w:szCs w:val="22"/>
-        </w:rPr>
-        <w:t>matching employee appears.</w:t>
-      </w:r>
-      <w:r>
-        <w:rPr>
-          <w:sz w:val="22"/>
-          <w:szCs w:val="22"/>
-        </w:rPr>
-        <w:t>)</w:t>
-      </w:r>
-    </w:p>
-    <w:p>
-      <w:pPr>
-        <w:rPr>
-          <w:u w:val="single"/>
-        </w:rPr>
-      </w:pPr>
-      <w:r>
-        <w:rPr>
-          <w:u w:val="single"/>
-        </w:rPr>
-        <w:t xml:space="preserve">5. </w:t>
-      </w:r>
-      <w:r>
-        <w:rPr>
-          <w:u w:val="single"/>
-        </w:rPr>
-        <w:t>Sort result</w:t>
-      </w:r>
-    </w:p>
-    <w:p>
-      <w:r>
+        <w:t>(Search Finance, only Finance employees appear.)</w:t>
+      </w:r>
+    </w:p>
+    <w:p>
+      <w:r>
+        <w:lastRenderedPageBreak/>
         <w:drawing>
-          <wp:inline distT="0" distB="0" distL="0" distR="0" wp14:anchorId="399DBECE" wp14:editId="2A7BEC41">
-            <wp:extent cx="3271634" cy="2364740"/>
-            <wp:effectExtent l="0" t="0" r="5080" b="0"/>
-            <wp:docPr id="8" name="Picture 8"/>
+          <wp:inline distT="0" distB="0" distL="0" distR="0" wp14:anchorId="3FA29E05" wp14:editId="51E8D41D">
+            <wp:extent cx="3352800" cy="870331"/>
+            <wp:effectExtent l="0" t="0" r="0" b="6350"/>
+            <wp:docPr id="7" name="Picture 7"/>
             <wp:cNvGraphicFramePr>
               <a:graphicFrameLocks xmlns:a="http://schemas.openxmlformats.org/drawingml/2006/main" noChangeAspect="1"/>
             </wp:cNvGraphicFramePr>
@@ -941,7 +922,7 @@
                   <pic:spPr>
                     <a:xfrm>
                       <a:off x="0" y="0"/>
-                      <a:ext cx="3313964" cy="2395337"/>
+                      <a:ext cx="3620226" cy="939750"/>
                     </a:xfrm>
                     <a:prstGeom prst="rect">
                       <a:avLst/>
@@ -966,7 +947,21 @@
           <w:sz w:val="22"/>
           <w:szCs w:val="22"/>
         </w:rPr>
-        <w:t>(Sort by salary and ascending.)</w:t>
+        <w:t xml:space="preserve">(Search EMP006, </w:t>
+      </w:r>
+      <w:r>
+        <w:rPr>
+          <w:sz w:val="22"/>
+          <w:szCs w:val="22"/>
+        </w:rPr>
+        <w:t>matching employee appears.</w:t>
+      </w:r>
+      <w:r>
+        <w:rPr>
+          <w:sz w:val="22"/>
+          <w:szCs w:val="22"/>
+        </w:rPr>
+        <w:t>)</w:t>
       </w:r>
     </w:p>
     <w:p>
@@ -979,22 +974,22 @@
         <w:rPr>
           <w:u w:val="single"/>
         </w:rPr>
-        <w:t xml:space="preserve">6. </w:t>
+        <w:t xml:space="preserve">5. </w:t>
       </w:r>
       <w:r>
         <w:rPr>
           <w:u w:val="single"/>
         </w:rPr>
-        <w:t>Edit employee</w:t>
+        <w:t>Sort result</w:t>
       </w:r>
     </w:p>
     <w:p>
       <w:r>
         <w:drawing>
-          <wp:inline distT="0" distB="0" distL="0" distR="0" wp14:anchorId="561E058B" wp14:editId="03134112">
-            <wp:extent cx="3342333" cy="1683385"/>
-            <wp:effectExtent l="0" t="0" r="0" b="0"/>
-            <wp:docPr id="9" name="Picture 9"/>
+          <wp:inline distT="0" distB="0" distL="0" distR="0" wp14:anchorId="399DBECE" wp14:editId="2A7BEC41">
+            <wp:extent cx="3271634" cy="2364740"/>
+            <wp:effectExtent l="0" t="0" r="5080" b="0"/>
+            <wp:docPr id="8" name="Picture 8"/>
             <wp:cNvGraphicFramePr>
               <a:graphicFrameLocks xmlns:a="http://schemas.openxmlformats.org/drawingml/2006/main" noChangeAspect="1"/>
             </wp:cNvGraphicFramePr>
@@ -1014,7 +1009,7 @@
                   <pic:spPr>
                     <a:xfrm>
                       <a:off x="0" y="0"/>
-                      <a:ext cx="3395098" cy="1709960"/>
+                      <a:ext cx="3313964" cy="2395337"/>
                     </a:xfrm>
                     <a:prstGeom prst="rect">
                       <a:avLst/>
@@ -1030,6 +1025,21 @@
     <w:p>
       <w:pPr>
         <w:rPr>
+          <w:sz w:val="22"/>
+          <w:szCs w:val="22"/>
+        </w:rPr>
+      </w:pPr>
+      <w:r>
+        <w:rPr>
+          <w:sz w:val="22"/>
+          <w:szCs w:val="22"/>
+        </w:rPr>
+        <w:t>(Sort by salary and ascending.)</w:t>
+      </w:r>
+    </w:p>
+    <w:p>
+      <w:pPr>
+        <w:rPr>
           <w:u w:val="single"/>
         </w:rPr>
       </w:pPr>
@@ -1037,22 +1047,22 @@
         <w:rPr>
           <w:u w:val="single"/>
         </w:rPr>
-        <w:t xml:space="preserve">7. </w:t>
+        <w:t xml:space="preserve">6. </w:t>
       </w:r>
       <w:r>
         <w:rPr>
           <w:u w:val="single"/>
         </w:rPr>
-        <w:t>Delete confirmation</w:t>
+        <w:t>Edit employee</w:t>
       </w:r>
     </w:p>
     <w:p>
       <w:r>
         <w:drawing>
-          <wp:inline distT="0" distB="0" distL="0" distR="0" wp14:anchorId="44422CC3" wp14:editId="5114CB21">
-            <wp:extent cx="3347720" cy="1686099"/>
-            <wp:effectExtent l="0" t="0" r="5080" b="9525"/>
-            <wp:docPr id="10" name="Picture 10"/>
+          <wp:inline distT="0" distB="0" distL="0" distR="0" wp14:anchorId="561E058B" wp14:editId="03134112">
+            <wp:extent cx="3342333" cy="1683385"/>
+            <wp:effectExtent l="0" t="0" r="0" b="0"/>
+            <wp:docPr id="9" name="Picture 9"/>
             <wp:cNvGraphicFramePr>
               <a:graphicFrameLocks xmlns:a="http://schemas.openxmlformats.org/drawingml/2006/main" noChangeAspect="1"/>
             </wp:cNvGraphicFramePr>
@@ -1072,7 +1082,7 @@
                   <pic:spPr>
                     <a:xfrm>
                       <a:off x="0" y="0"/>
-                      <a:ext cx="3373530" cy="1699098"/>
+                      <a:ext cx="3395098" cy="1709960"/>
                     </a:xfrm>
                     <a:prstGeom prst="rect">
                       <a:avLst/>
@@ -1084,16 +1094,6 @@
           </wp:inline>
         </w:drawing>
       </w:r>
-      <w:r>
-        <w:t xml:space="preserve"> </w:t>
-      </w:r>
-      <w:r>
-        <w:rPr>
-          <w:sz w:val="22"/>
-          <w:szCs w:val="22"/>
-        </w:rPr>
-        <w:t>(When click “Delete” employee)</w:t>
-      </w:r>
     </w:p>
     <w:p>
       <w:pPr>
@@ -1105,31 +1105,22 @@
         <w:rPr>
           <w:u w:val="single"/>
         </w:rPr>
-        <w:lastRenderedPageBreak/>
-        <w:t xml:space="preserve">8. </w:t>
+        <w:t xml:space="preserve">7. </w:t>
       </w:r>
       <w:r>
         <w:rPr>
           <w:u w:val="single"/>
         </w:rPr>
-        <w:t xml:space="preserve">MySQL table in </w:t>
-      </w:r>
-      <w:proofErr w:type="spellStart"/>
-      <w:r>
-        <w:rPr>
-          <w:u w:val="single"/>
-        </w:rPr>
-        <w:t>HeidiSQL</w:t>
-      </w:r>
-      <w:proofErr w:type="spellEnd"/>
+        <w:t>Delete confirmation</w:t>
+      </w:r>
     </w:p>
     <w:p>
       <w:r>
         <w:drawing>
-          <wp:inline distT="0" distB="0" distL="0" distR="0" wp14:anchorId="40855EEA" wp14:editId="001DC66D">
-            <wp:extent cx="3149600" cy="1987256"/>
-            <wp:effectExtent l="0" t="0" r="0" b="0"/>
-            <wp:docPr id="11" name="Picture 11"/>
+          <wp:inline distT="0" distB="0" distL="0" distR="0" wp14:anchorId="44422CC3" wp14:editId="5114CB21">
+            <wp:extent cx="3347720" cy="1686099"/>
+            <wp:effectExtent l="0" t="0" r="5080" b="9525"/>
+            <wp:docPr id="10" name="Picture 10"/>
             <wp:cNvGraphicFramePr>
               <a:graphicFrameLocks xmlns:a="http://schemas.openxmlformats.org/drawingml/2006/main" noChangeAspect="1"/>
             </wp:cNvGraphicFramePr>
@@ -1149,6 +1140,83 @@
                   <pic:spPr>
                     <a:xfrm>
                       <a:off x="0" y="0"/>
+                      <a:ext cx="3373530" cy="1699098"/>
+                    </a:xfrm>
+                    <a:prstGeom prst="rect">
+                      <a:avLst/>
+                    </a:prstGeom>
+                  </pic:spPr>
+                </pic:pic>
+              </a:graphicData>
+            </a:graphic>
+          </wp:inline>
+        </w:drawing>
+      </w:r>
+      <w:r>
+        <w:t xml:space="preserve"> </w:t>
+      </w:r>
+      <w:r>
+        <w:rPr>
+          <w:sz w:val="22"/>
+          <w:szCs w:val="22"/>
+        </w:rPr>
+        <w:t>(When click “Delete” employee)</w:t>
+      </w:r>
+    </w:p>
+    <w:p>
+      <w:pPr>
+        <w:rPr>
+          <w:u w:val="single"/>
+        </w:rPr>
+      </w:pPr>
+      <w:r>
+        <w:rPr>
+          <w:u w:val="single"/>
+        </w:rPr>
+        <w:lastRenderedPageBreak/>
+        <w:t xml:space="preserve">8. </w:t>
+      </w:r>
+      <w:r>
+        <w:rPr>
+          <w:u w:val="single"/>
+        </w:rPr>
+        <w:t xml:space="preserve">MySQL table in </w:t>
+      </w:r>
+      <w:proofErr w:type="spellStart"/>
+      <w:r>
+        <w:rPr>
+          <w:u w:val="single"/>
+        </w:rPr>
+        <w:t>HeidiSQL</w:t>
+      </w:r>
+      <w:proofErr w:type="spellEnd"/>
+    </w:p>
+    <w:p>
+      <w:r>
+        <w:drawing>
+          <wp:inline distT="0" distB="0" distL="0" distR="0" wp14:anchorId="40855EEA" wp14:editId="001DC66D">
+            <wp:extent cx="3149600" cy="1987256"/>
+            <wp:effectExtent l="0" t="0" r="0" b="0"/>
+            <wp:docPr id="11" name="Picture 11"/>
+            <wp:cNvGraphicFramePr>
+              <a:graphicFrameLocks xmlns:a="http://schemas.openxmlformats.org/drawingml/2006/main" noChangeAspect="1"/>
+            </wp:cNvGraphicFramePr>
+            <a:graphic xmlns:a="http://schemas.openxmlformats.org/drawingml/2006/main">
+              <a:graphicData uri="http://schemas.openxmlformats.org/drawingml/2006/picture">
+                <pic:pic xmlns:pic="http://schemas.openxmlformats.org/drawingml/2006/picture">
+                  <pic:nvPicPr>
+                    <pic:cNvPr id="1" name=""/>
+                    <pic:cNvPicPr/>
+                  </pic:nvPicPr>
+                  <pic:blipFill>
+                    <a:blip r:embed="rId17"/>
+                    <a:stretch>
+                      <a:fillRect/>
+                    </a:stretch>
+                  </pic:blipFill>
+                  <pic:spPr>
+                    <a:xfrm>
+                      <a:off x="0" y="0"/>
                       <a:ext cx="3189087" cy="2012170"/>
                     </a:xfrm>
                     <a:prstGeom prst="rect">
@@ -1343,7 +1411,23 @@
           <w:sz w:val="22"/>
           <w:szCs w:val="22"/>
         </w:rPr>
-        <w:t xml:space="preserve"> component uses v-model, .trim and .number modifiers. It validates employee ID, name, email, department, position, hire date and salary before submitting.</w:t>
+        <w:t xml:space="preserve"> component uses v-model</w:t>
+      </w:r>
+      <w:proofErr w:type="gramStart"/>
+      <w:r>
+        <w:rPr>
+          <w:sz w:val="22"/>
+          <w:szCs w:val="22"/>
+        </w:rPr>
+        <w:t>, .trim</w:t>
+      </w:r>
+      <w:proofErr w:type="gramEnd"/>
+      <w:r>
+        <w:rPr>
+          <w:sz w:val="22"/>
+          <w:szCs w:val="22"/>
+        </w:rPr>
+        <w:t xml:space="preserve"> and .number modifiers. It validates employee ID, name, email, department, position, hire date and salary before submitting.</w:t>
       </w:r>
       <w:r>
         <w:rPr>
@@ -1428,6 +1512,7 @@
         <w:t xml:space="preserve">I made sure the Express backend runs on http://localhost:3001 and the Vue frontend runs on http://localhost:5174. I also used </w:t>
       </w:r>
       <w:proofErr w:type="spellStart"/>
+      <w:proofErr w:type="gramStart"/>
       <w:r>
         <w:rPr>
           <w:sz w:val="22"/>
@@ -1441,7 +1526,15 @@
           <w:sz w:val="22"/>
           <w:szCs w:val="22"/>
         </w:rPr>
-        <w:t>() in server/index.js so that the Vue app can send Axios requests to the backend.</w:t>
+        <w:t>(</w:t>
+      </w:r>
+      <w:proofErr w:type="gramEnd"/>
+      <w:r>
+        <w:rPr>
+          <w:sz w:val="22"/>
+          <w:szCs w:val="22"/>
+        </w:rPr>
+        <w:t>) in server/index.js so that the Vue app can send Axios requests to the backend.</w:t>
       </w:r>
     </w:p>
     <w:sectPr>
@@ -2078,6 +2171,18 @@
       <w14:ligatures w14:val="standardContextual"/>
     </w:rPr>
   </w:style>
+  <w:style w:type="character" w:styleId="UnresolvedMention">
+    <w:name w:val="Unresolved Mention"/>
+    <w:basedOn w:val="DefaultParagraphFont"/>
+    <w:uiPriority w:val="99"/>
+    <w:semiHidden/>
+    <w:unhideWhenUsed/>
+    <w:rsid w:val="00DE05D6"/>
+    <w:rPr>
+      <w:color w:val="605E5C"/>
+      <w:shd w:val="clear" w:color="auto" w:fill="E1DFDD"/>
+    </w:rPr>
+  </w:style>
 </w:styles>
 </file>
 
